--- a/ThesisManagement.Api/Templates/BIÊN BẢN HỌP.docx
+++ b/ThesisManagement.Api/Templates/BIÊN BẢN HỌP.docx
@@ -987,9 +987,8 @@
                 <w:noProof/>
                 <w:sz w:val="24"/>
                 <w:szCs w:val="24"/>
-                <w:lang w:val="af-ZA"/>
-              </w:rPr>
-              <w:t>{{SecretarySignature}}</w:t>
+              </w:rPr>
+              <w:t>{{SecretaryMemberDisplay}}</w:t>
             </w:r>
           </w:p>
         </w:tc>
@@ -3524,7 +3523,23 @@
           <w:sz w:val="28"/>
           <w:szCs w:val="28"/>
         </w:rPr>
-        <w:t xml:space="preserve">{{ReviewerMemberDisplay}}        </w:t>
+        <w:t xml:space="preserve">    </w:t>
+      </w:r>
+      <w:r>
+        <w:rPr>
+          <w:rFonts w:ascii="Times New Roman" w:hAnsi="Times New Roman" w:cs="Times New Roman"/>
+          <w:sz w:val="28"/>
+          <w:szCs w:val="28"/>
+        </w:rPr>
+        <w:t xml:space="preserve">{{SecretaryMemberDisplay}}        </w:t>
+      </w:r>
+      <w:r>
+        <w:rPr>
+          <w:rFonts w:ascii="Times New Roman" w:hAnsi="Times New Roman" w:cs="Times New Roman"/>
+          <w:sz w:val="28"/>
+          <w:szCs w:val="28"/>
+        </w:rPr>
+        <w:t xml:space="preserve">        </w:t>
       </w:r>
       <w:r>
         <w:rPr>

--- a/ThesisManagement.Api/Templates/BIÊN BẢN HỌP.docx
+++ b/ThesisManagement.Api/Templates/BIÊN BẢN HỌP.docx
@@ -1186,7 +1186,6 @@
           <w:szCs w:val="28"/>
           <w:lang w:val="vi-VN"/>
         </w:rPr>
-        <w:tab/>
         <w:t xml:space="preserve"> MSV: </w:t>
       </w:r>
       <w:r>
@@ -1241,16 +1240,6 @@
         </w:rPr>
         <w:t>{{TopicTitle}}</w:t>
       </w:r>
-      <w:r>
-        <w:rPr>
-          <w:rFonts w:ascii="Times New Roman" w:eastAsia="Times New Roman" w:hAnsi="Times New Roman" w:cs="Times New Roman"/>
-          <w:noProof/>
-          <w:sz w:val="28"/>
-          <w:szCs w:val="28"/>
-          <w:lang w:val="vi-VN"/>
-        </w:rPr>
-        <w:tab/>
-      </w:r>
     </w:p>
     <w:p>
       <w:pPr>
@@ -1267,16 +1256,6 @@
           <w:lang w:val="vi-VN"/>
         </w:rPr>
       </w:pPr>
-      <w:r>
-        <w:rPr>
-          <w:rFonts w:ascii="Times New Roman" w:eastAsia="Times New Roman" w:hAnsi="Times New Roman" w:cs="Times New Roman"/>
-          <w:noProof/>
-          <w:sz w:val="28"/>
-          <w:szCs w:val="28"/>
-          <w:lang w:val="vi-VN"/>
-        </w:rPr>
-        <w:tab/>
-      </w:r>
     </w:p>
     <w:p>
       <w:pPr>
@@ -1319,7 +1298,6 @@
           <w:szCs w:val="28"/>
           <w:lang w:val="vi-VN"/>
         </w:rPr>
-        <w:tab/>
         <w:t xml:space="preserve">Mã số: </w:t>
       </w:r>
       <w:r>
@@ -1330,16 +1308,6 @@
         </w:rPr>
         <w:t>{{MajorCode}}</w:t>
       </w:r>
-      <w:r>
-        <w:rPr>
-          <w:rFonts w:ascii="Times New Roman" w:eastAsia="Times New Roman" w:hAnsi="Times New Roman" w:cs="Times New Roman"/>
-          <w:noProof/>
-          <w:sz w:val="28"/>
-          <w:szCs w:val="28"/>
-          <w:lang w:val="vi-VN"/>
-        </w:rPr>
-        <w:tab/>
-      </w:r>
     </w:p>
     <w:p>
       <w:pPr>
@@ -1369,7 +1337,7 @@
           <w:sz w:val="28"/>
           <w:szCs w:val="28"/>
         </w:rPr>
-        <w:t xml:space="preserve">{{PresentMemberCount}} </w:t>
+        <w:t>{{PresentMemberCount}}</w:t>
       </w:r>
       <w:r>
         <w:rPr>
@@ -1379,7 +1347,7 @@
           <w:szCs w:val="28"/>
           <w:lang w:val="vi-VN"/>
         </w:rPr>
-        <w:t xml:space="preserve">…...........người. Số vắng mặt: </w:t>
+        <w:t xml:space="preserve">người. Số vắng mặt: </w:t>
       </w:r>
       <w:r>
         <w:rPr>
@@ -1397,7 +1365,7 @@
           <w:szCs w:val="28"/>
           <w:lang w:val="vi-VN"/>
         </w:rPr>
-        <w:t>…......người.</w:t>
+        <w:t>người.</w:t>
       </w:r>
     </w:p>
     <w:p>
@@ -1431,16 +1399,6 @@
           <w:szCs w:val="28"/>
         </w:rPr>
         <w:t>{{SupervisorDisplay}}</w:t>
-      </w:r>
-      <w:r>
-        <w:rPr>
-          <w:rFonts w:ascii="Times New Roman" w:eastAsia="Times New Roman" w:hAnsi="Times New Roman" w:cs="Times New Roman"/>
-          <w:noProof/>
-          <w:sz w:val="28"/>
-          <w:szCs w:val="28"/>
-          <w:lang w:val="vi-VN"/>
-        </w:rPr>
-        <w:tab/>
       </w:r>
     </w:p>
     <w:p>
@@ -1541,7 +1499,26 @@
           <w:szCs w:val="28"/>
           <w:lang w:val="vi-VN"/>
         </w:rPr>
-        <w:t>Hội đồng đã nghe tác giả trình bày tóm tắt nội dung đồ án bao gồm: .... chương. Cụ thể:</w:t>
+        <w:t xml:space="preserve">Hội đồng đã nghe tác giả trình bày tóm tắt nội dung đồ án bao gồm: </w:t>
+      </w:r>
+      <w:r>
+        <w:rPr>
+          <w:rFonts w:ascii="Times New Roman" w:eastAsia="Times New Roman" w:hAnsi="Times New Roman" w:cs="Times New Roman"/>
+          <w:noProof/>
+          <w:sz w:val="28"/>
+          <w:szCs w:val="28"/>
+        </w:rPr>
+        <w:t>{{ChapterCount}}</w:t>
+      </w:r>
+      <w:r>
+        <w:rPr>
+          <w:rFonts w:ascii="Times New Roman" w:eastAsia="Times New Roman" w:hAnsi="Times New Roman" w:cs="Times New Roman"/>
+          <w:noProof/>
+          <w:sz w:val="28"/>
+          <w:szCs w:val="28"/>
+          <w:lang w:val="vi-VN"/>
+        </w:rPr>
+        <w:t xml:space="preserve"> chương. Cụ thể:</w:t>
       </w:r>
     </w:p>
     <w:p>
@@ -3161,7 +3138,7 @@
           <w:szCs w:val="28"/>
           <w:lang w:val="vi-VN"/>
         </w:rPr>
-        <w:t>...........................(điểm)</w:t>
+        <w:t>(điểm)</w:t>
       </w:r>
     </w:p>
     <w:p>
@@ -3212,7 +3189,7 @@
           <w:szCs w:val="28"/>
           <w:lang w:val="vi-VN"/>
         </w:rPr>
-        <w:t>........................(điểm)</w:t>
+        <w:t>(điểm)</w:t>
       </w:r>
     </w:p>
     <w:p>
@@ -3256,7 +3233,7 @@
           <w:szCs w:val="26"/>
           <w:lang w:val="vi-VN"/>
         </w:rPr>
-        <w:t>.........cùng ngày./.</w:t>
+        <w:t>.........cùng ngày.</w:t>
       </w:r>
     </w:p>
     <w:p>
@@ -3498,33 +3475,9 @@
           <w:noProof/>
           <w:sz w:val="26"/>
           <w:szCs w:val="26"/>
-          <w:lang w:val="af-ZA"/>
-        </w:rPr>
-      </w:pPr>
-    </w:p>
-    <w:p>
-      <w:pPr>
-        <w:tabs>
-          <w:tab w:val="left" w:pos="5808"/>
-        </w:tabs>
-        <w:spacing w:after="0" w:line="288" w:lineRule="auto"/>
-        <w:rPr>
-          <w:rFonts w:ascii="Times New Roman" w:eastAsia="Times New Roman" w:hAnsi="Times New Roman" w:cs="Times New Roman"/>
-          <w:i/>
-          <w:noProof/>
-          <w:sz w:val="26"/>
-          <w:szCs w:val="26"/>
           <w:lang w:val="vi-VN"/>
         </w:rPr>
       </w:pPr>
-      <w:r>
-        <w:rPr>
-          <w:rFonts w:ascii="Times New Roman" w:hAnsi="Times New Roman" w:cs="Times New Roman"/>
-          <w:sz w:val="28"/>
-          <w:szCs w:val="28"/>
-        </w:rPr>
-        <w:t xml:space="preserve">    </w:t>
-      </w:r>
       <w:r>
         <w:rPr>
           <w:rFonts w:ascii="Times New Roman" w:hAnsi="Times New Roman" w:cs="Times New Roman"/>
